--- a/downloads/handouts/Unit 01/Handout 01.03 - What Would You Do Scenarios.docx
+++ b/downloads/handouts/Unit 01/Handout 01.03 - What Would You Do Scenarios.docx
@@ -109,71 +109,109 @@
       </w:r>
     </w:p>
     <w:p>
-      <w:r>
-        <w:br w:type="page"/>
-      </w:r>
-    </w:p>
-    <w:p>
-      <w:r>
-        <w:br w:type="page"/>
-      </w:r>
-    </w:p>
-    <w:p>
-      <w:r>
-        <w:br w:type="page"/>
-      </w:r>
-    </w:p>
-    <w:p>
-      <w:r>
-        <w:br w:type="page"/>
-      </w:r>
-    </w:p>
-    <w:p>
-      <w:r>
-        <w:br w:type="page"/>
-      </w:r>
-    </w:p>
-    <w:p>
-      <w:r>
-        <w:br w:type="page"/>
-      </w:r>
-    </w:p>
-    <w:p>
-      <w:r>
-        <w:br w:type="page"/>
-      </w:r>
-    </w:p>
-    <w:p>
-      <w:r>
-        <w:br w:type="page"/>
-      </w:r>
-    </w:p>
-    <w:p>
       <w:pPr>
         <w:pStyle w:val="BodyText"/>
       </w:pPr>
       <w:r>
+        <w:t xml:space="preserve">_____________________________________________________________________________</w:t>
+      </w:r>
+      <w:r>
+        <w:t xml:space="preserve"> </w:t>
+      </w:r>
+      <w:r>
+        <w:t xml:space="preserve">_____________________________________________________________________________</w:t>
+      </w:r>
+      <w:r>
+        <w:t xml:space="preserve"> </w:t>
+      </w:r>
+      <w:r>
+        <w:t xml:space="preserve">_____________________________________________________________________________</w:t>
+      </w:r>
+      <w:r>
+        <w:t xml:space="preserve"> </w:t>
+      </w:r>
+      <w:r>
+        <w:t xml:space="preserve">_____________________________________________________________________________</w:t>
+      </w:r>
+      <w:r>
+        <w:t xml:space="preserve"> </w:t>
+      </w:r>
+      <w:r>
+        <w:t xml:space="preserve">_____________________________________________________________________________</w:t>
+      </w:r>
+      <w:r>
+        <w:t xml:space="preserve"> </w:t>
+      </w:r>
+      <w:r>
+        <w:t xml:space="preserve">_____________________________________________________________________________</w:t>
+      </w:r>
+      <w:r>
+        <w:t xml:space="preserve"> </w:t>
+      </w:r>
+      <w:r>
+        <w:t xml:space="preserve">_____________________________________________________________________________</w:t>
+      </w:r>
+      <w:r>
+        <w:t xml:space="preserve"> </w:t>
+      </w:r>
+      <w:r>
+        <w:t xml:space="preserve">_____________________________________________________________________________</w:t>
+      </w:r>
+    </w:p>
+    <w:p>
+      <w:pPr>
+        <w:pStyle w:val="BodyText"/>
+      </w:pPr>
+      <w:r>
         <w:t xml:space="preserve">The four parts of an accident report (write them as I say them):</w:t>
       </w:r>
     </w:p>
     <w:p>
-      <w:r>
-        <w:br w:type="page"/>
-      </w:r>
-    </w:p>
-    <w:p>
-      <w:r>
-        <w:br w:type="page"/>
-      </w:r>
-    </w:p>
-    <w:p>
-      <w:r>
-        <w:br w:type="page"/>
-      </w:r>
-    </w:p>
-    <w:p>
-      <w:r>
-        <w:br w:type="page"/>
+      <w:pPr>
+        <w:numPr>
+          <w:ilvl w:val="0"/>
+          <w:numId w:val="1002"/>
+        </w:numPr>
+        <w:pStyle w:val="Compact"/>
+      </w:pPr>
+      <w:r>
+        <w:t xml:space="preserve">______________________________________________</w:t>
+      </w:r>
+    </w:p>
+    <w:p>
+      <w:pPr>
+        <w:numPr>
+          <w:ilvl w:val="0"/>
+          <w:numId w:val="1002"/>
+        </w:numPr>
+        <w:pStyle w:val="Compact"/>
+      </w:pPr>
+      <w:r>
+        <w:t xml:space="preserve">______________________________________________</w:t>
+      </w:r>
+    </w:p>
+    <w:p>
+      <w:pPr>
+        <w:numPr>
+          <w:ilvl w:val="0"/>
+          <w:numId w:val="1002"/>
+        </w:numPr>
+        <w:pStyle w:val="Compact"/>
+      </w:pPr>
+      <w:r>
+        <w:t xml:space="preserve">______________________________________________</w:t>
+      </w:r>
+    </w:p>
+    <w:p>
+      <w:pPr>
+        <w:numPr>
+          <w:ilvl w:val="0"/>
+          <w:numId w:val="1002"/>
+        </w:numPr>
+        <w:pStyle w:val="Compact"/>
+      </w:pPr>
+      <w:r>
+        <w:t xml:space="preserve">______________________________________________</w:t>
       </w:r>
     </w:p>
     <w:p>

--- a/downloads/handouts/Unit 01/Handout 01.03 - What Would You Do Scenarios.docx
+++ b/downloads/handouts/Unit 01/Handout 01.03 - What Would You Do Scenarios.docx
@@ -102,60 +102,57 @@
     </w:p>
     <w:p>
       <w:pPr>
-        <w:pStyle w:val="FirstParagraph"/>
-      </w:pPr>
-      <w:r>
-        <w:t xml:space="preserve">[Draw the room here. Stove, sinks, door, and stations are enough.]</w:t>
-      </w:r>
-    </w:p>
-    <w:p>
-      <w:pPr>
-        <w:pStyle w:val="BodyText"/>
-      </w:pPr>
-      <w:r>
-        <w:t xml:space="preserve">_____________________________________________________________________________</w:t>
-      </w:r>
-      <w:r>
-        <w:t xml:space="preserve"> </w:t>
-      </w:r>
-      <w:r>
-        <w:t xml:space="preserve">_____________________________________________________________________________</w:t>
-      </w:r>
-      <w:r>
-        <w:t xml:space="preserve"> </w:t>
-      </w:r>
-      <w:r>
-        <w:t xml:space="preserve">_____________________________________________________________________________</w:t>
-      </w:r>
-      <w:r>
-        <w:t xml:space="preserve"> </w:t>
-      </w:r>
-      <w:r>
-        <w:t xml:space="preserve">_____________________________________________________________________________</w:t>
-      </w:r>
-      <w:r>
-        <w:t xml:space="preserve"> </w:t>
-      </w:r>
-      <w:r>
-        <w:t xml:space="preserve">_____________________________________________________________________________</w:t>
-      </w:r>
-      <w:r>
-        <w:t xml:space="preserve"> </w:t>
-      </w:r>
-      <w:r>
-        <w:t xml:space="preserve">_____________________________________________________________________________</w:t>
-      </w:r>
-      <w:r>
-        <w:t xml:space="preserve"> </w:t>
-      </w:r>
-      <w:r>
-        <w:t xml:space="preserve">_____________________________________________________________________________</w:t>
-      </w:r>
-      <w:r>
-        <w:t xml:space="preserve"> </w:t>
-      </w:r>
-      <w:r>
-        <w:t xml:space="preserve">_____________________________________________________________________________</w:t>
+        <w:pStyle w:val="CaptionedFigure"/>
+      </w:pPr>
+      <w:r>
+        <w:drawing>
+          <wp:inline>
+            <wp:extent cx="5486400" cy="2560320"/>
+            <wp:effectExtent b="0" l="0" r="0" t="0"/>
+            <wp:docPr descr="Draw the room here. Stove, sinks, door, and stations are enough." title="" id="1" name="Picture"/>
+            <a:graphic>
+              <a:graphicData uri="http://schemas.openxmlformats.org/drawingml/2006/picture">
+                <pic:pic>
+                  <pic:nvPicPr>
+                    <pic:cNvPr descr="images/blank-box.png" id="0" name="Picture"/>
+                    <pic:cNvPicPr>
+                      <a:picLocks noChangeArrowheads="1" noChangeAspect="1"/>
+                    </pic:cNvPicPr>
+                  </pic:nvPicPr>
+                  <pic:blipFill>
+                    <a:blip r:embed="rId22"/>
+                    <a:stretch>
+                      <a:fillRect/>
+                    </a:stretch>
+                  </pic:blipFill>
+                  <pic:spPr bwMode="auto">
+                    <a:xfrm>
+                      <a:off x="0" y="0"/>
+                      <a:ext cx="5486400" cy="2560320"/>
+                    </a:xfrm>
+                    <a:prstGeom prst="rect">
+                      <a:avLst/>
+                    </a:prstGeom>
+                    <a:noFill/>
+                    <a:ln w="9525">
+                      <a:noFill/>
+                      <a:headEnd/>
+                      <a:tailEnd/>
+                    </a:ln>
+                  </pic:spPr>
+                </pic:pic>
+              </a:graphicData>
+            </a:graphic>
+          </wp:inline>
+        </w:drawing>
+      </w:r>
+    </w:p>
+    <w:p>
+      <w:pPr>
+        <w:pStyle w:val="ImageCaption"/>
+      </w:pPr>
+      <w:r>
+        <w:t xml:space="preserve">Draw the room here. Stove, sinks, door, and stations are enough.</w:t>
       </w:r>
     </w:p>
     <w:p>
@@ -223,11 +220,11 @@
       <w:pPr>
         <w:pStyle w:val="Heading2"/>
       </w:pPr>
-      <w:bookmarkStart w:id="22" w:name="page-2-relay-answer-sheet-one-per-team"/>
+      <w:bookmarkStart w:id="23" w:name="page-2-relay-answer-sheet-one-per-team"/>
       <w:r>
         <w:t xml:space="preserve">Page 2: Relay answer sheet (one per team)</w:t>
       </w:r>
-      <w:bookmarkEnd w:id="22"/>
+      <w:bookmarkEnd w:id="23"/>
     </w:p>
     <w:p>
       <w:pPr>
@@ -251,7 +248,7 @@
         <w:t xml:space="preserve"> </w:t>
       </w:r>
       <w:r>
-        <w:t xml:space="preserve">The runner brings one card from the front table. Read it out loud. Decide as a team. Write your answer in three lines. Then the runner takes the sheet up for a check. Correct: one point, next card. Wrong: one hint, try again. A new runner every card.</w:t>
+        <w:t xml:space="preserve">The runner brings one card from the front table. Read it out loud. Decide as a team. Write the card number and your answer in the three boxes. Then the runner takes the sheet up for a check. Correct: one point, next card. Wrong: one hint, try again. A new runner every card.</w:t>
       </w:r>
     </w:p>
     <w:p>
@@ -703,7 +700,7 @@
         <w:pStyle w:val="BodyText"/>
       </w:pPr>
       <w:r>
-        <w:t xml:space="preserve">Grade 8 stretch: pick one card your team answered. Write the full accident report for it on the back, all four parts: what happened, when, and where; who was involved and who saw it; what was done; what the room changes so it does not happen again.</w:t>
+        <w:t xml:space="preserve">Grade 8 stretch: Pick one card your team answered. Write the full accident report for it on the back. Use all four parts: what happened, when, and where; who was involved and who saw it; what was done; what the room changes so it does not happen again.</w:t>
       </w:r>
     </w:p>
     <w:p>
@@ -715,11 +712,11 @@
       <w:pPr>
         <w:pStyle w:val="Heading2"/>
       </w:pPr>
-      <w:bookmarkStart w:id="23" w:name="page-3-the-scenario-cards"/>
+      <w:bookmarkStart w:id="24" w:name="page-3-the-scenario-cards"/>
       <w:r>
         <w:t xml:space="preserve">Page 3: The scenario cards</w:t>
       </w:r>
-      <w:bookmarkEnd w:id="23"/>
+      <w:bookmarkEnd w:id="24"/>
     </w:p>
     <w:p>
       <w:pPr>
@@ -873,7 +870,7 @@
         <w:t xml:space="preserve"> </w:t>
       </w:r>
       <w:r>
-        <w:t xml:space="preserve">There is a spray bottle at your station with no label. A teammate sprays the counter with it and then wipes the counter with the towel you use to dry dishes. A little of the spray got on the teammate’s hands and they say it stings. What do you do, and where would you look to find out what is in the bottle?</w:t>
+        <w:t xml:space="preserve">There is a spray bottle at your station with no label. A teammate sprays the counter with it. Then the teammate wipes the counter with the towel you use to dry dishes. A little of the spray got on the teammate’s hands, and they say it stings. (a) What do you do? (b) Where would you look to find out what is in the bottle?</w:t>
       </w:r>
     </w:p>
     <w:p>
@@ -890,7 +887,7 @@
         <w:t xml:space="preserve"> </w:t>
       </w:r>
       <w:r>
-        <w:t xml:space="preserve">A teammate burned a wrist on the oven rack yesterday. Today the nurse asks the teacher for the accident report. What four things does that report have to say, and why does it matter that it gets written down?</w:t>
+        <w:t xml:space="preserve">A teammate burned a wrist on the oven rack yesterday. Today the nurse asks the teacher for the accident report. (a) What four things does that report have to say? (b) Why does it matter that it gets written down?</w:t>
       </w:r>
     </w:p>
     <w:sectPr>
